--- a/deliverables/SPRINT_V4-V9/NEW_V8_FORMER_V28_Sprint_Production_Package/01_RECORDING/FINAL_Sprint_Recording_Master.docx
+++ b/deliverables/SPRINT_V4-V9/NEW_V8_FORMER_V28_Sprint_Production_Package/01_RECORDING/FINAL_Sprint_Recording_Master.docx
@@ -125,7 +125,7 @@
         <w:rPr>
           <w:sz w:val="21"/>
         </w:rPr>
-        <w:t>730</w:t>
+        <w:t>732</w:t>
       </w:r>
     </w:p>
     <w:p>
@@ -144,7 +144,7 @@
         <w:rPr>
           <w:sz w:val="21"/>
         </w:rPr>
-        <w:t>5:02 to 5:37 at 130 to 145 words per minute. Not a runtime.</w:t>
+        <w:t>5:03 to 5:38 at 130 to 145 words per minute. Not a runtime.</w:t>
       </w:r>
     </w:p>
     <w:p>
@@ -182,7 +182,7 @@
         <w:rPr>
           <w:sz w:val="21"/>
         </w:rPr>
-        <w:t>aa4e3846517ab590ac91011f3b31e0967a425470cee6546f54169423036c1128</w:t>
+        <w:t>20da1bfd3c1cc8134a6acfc3b10628294455044bbd7bc6662916f9c5dcc51066</w:t>
       </w:r>
     </w:p>
     <w:p>
@@ -201,7 +201,7 @@
         <w:rPr>
           <w:sz w:val="21"/>
         </w:rPr>
-        <w:t>Sunday, September 13, 2026 | 8:00 PM CT</w:t>
+        <w:t>Sunday, September 13, 2026 | 8:44 PM CT</w:t>
       </w:r>
     </w:p>
     <w:p>
@@ -414,7 +414,7 @@
         <w:rPr>
           <w:sz w:val="25"/>
         </w:rPr>
-        <w:t>This happens because most people treat evidence like something they will collect later.</w:t>
+        <w:t>This happens when evidence gets treated like something to collect later.</w:t>
       </w:r>
     </w:p>
     <w:p>
@@ -1649,7 +1649,7 @@
         <w:rPr>
           <w:sz w:val="25"/>
         </w:rPr>
-        <w:t>People wait because collecting evidence can feel self-promotional while you are employed.</w:t>
+        <w:t>Collecting evidence while you are employed can feel self-promotional, which makes it easy to put off.</w:t>
       </w:r>
     </w:p>
     <w:p>

--- a/deliverables/SPRINT_V4-V9/NEW_V8_FORMER_V28_Sprint_Production_Package/01_RECORDING/FINAL_Sprint_Recording_Master.docx
+++ b/deliverables/SPRINT_V4-V9/NEW_V8_FORMER_V28_Sprint_Production_Package/01_RECORDING/FINAL_Sprint_Recording_Master.docx
@@ -201,7 +201,7 @@
         <w:rPr>
           <w:sz w:val="21"/>
         </w:rPr>
-        <w:t>Sunday, September 13, 2026 | 8:44 PM CT</w:t>
+        <w:t>Monday, September 14, 2026 | 5:48 AM CT</w:t>
       </w:r>
     </w:p>
     <w:p>
